--- a/Models/SA/2026_Modèle_SA_Dépot_Légal.docx
+++ b/Models/SA/2026_Modèle_SA_Dépot_Légal.docx
@@ -109,7 +109,7 @@
           <w:b/>
           <w:i/>
         </w:rPr>
-        <w:t>TRIBUNAL</w:t>
+        <w:t>TRIBUNAL_COMPETENT</w:t>
       </w:r>
       <w:r>
         <w:rPr>
@@ -235,7 +235,7 @@
           <w:b/>
           <w:sz w:val="22"/>
         </w:rPr>
-        <w:t>{{FORME_JUR}}</w:t>
+        <w:t>{{FORME_JURIDIQUE}}</w:t>
       </w:r>
       <w:r>
         <w:rPr>
@@ -273,7 +273,7 @@
           <w:b/>
           <w:bCs/>
         </w:rPr>
-        <w:t>{{DEN_STE}}</w:t>
+        <w:t>{{DENOMINATION_SOCIALE}}</w:t>
       </w:r>
       <w:r>
         <w:rPr>
@@ -357,7 +357,7 @@
           <w:rFonts w:ascii="Aptos" w:hAnsi="Aptos"/>
           <w:b/>
         </w:rPr>
-        <w:t xml:space="preserve">{{STE_ADRESS}} </w:t>
+        <w:t xml:space="preserve">{{ADRESSE_SIEGE_SOCIAL}} </w:t>
       </w:r>
       <w:r>
         <w:rPr>
@@ -493,7 +493,7 @@
                 <w:b/>
                 <w:bCs/>
               </w:rPr>
-              <w:t>NOM &amp; PRENOM</w:t>
+              <w:t>NOM_ASSOCIE &amp; PRENOM_ASSOCIE</w:t>
             </w:r>
           </w:p>
         </w:tc>
@@ -514,7 +514,7 @@
                 <w:rFonts w:ascii="Aptos" w:hAnsi="Aptos"/>
                 <w:b/>
               </w:rPr>
-              <w:t>NOM &amp; PRENOM</w:t>
+              <w:t>NOM_ASSOCIE &amp; PRENOM_ASSOCIE</w:t>
             </w:r>
           </w:p>
         </w:tc>
@@ -566,7 +566,7 @@
                 <w:rFonts w:ascii="Aptos" w:hAnsi="Aptos"/>
                 <w:b/>
               </w:rPr>
-              <w:t>{{CIVIL}} {{PRENOM}} {{NOM}}</w:t>
+              <w:t>{{CIVILITE_ASSOCIE}} {{PRENOM_ASSOCIE}} {{NOM_ASSOCIE}}</w:t>
             </w:r>
             <w:r>
               <w:rPr>
@@ -2233,7 +2233,7 @@
           <w:rFonts w:ascii="Aptos" w:hAnsi="Aptos"/>
           <w:bCs/>
         </w:rPr>
-        <w:t>{{TRIBUNAL}}</w:t>
+        <w:t>{{TRIBUNAL_COMPETENT}}</w:t>
       </w:r>
       <w:r>
         <w:rPr>
